--- a/grade8/Fluency-Lab-Package/module-materials/Module-5-Decimals/FluencyLab_M5_Operations_Guided.docx
+++ b/grade8/Fluency-Lab-Package/module-materials/Module-5-Decimals/FluencyLab_M5_Operations_Guided.docx
@@ -253,7 +253,7 @@
           <w:sz w:val="22"/>
           <w:szCs w:val="22"/>
         </w:rPr>
-        <w:t xml:space="preserve">Line up the decimal points — not the right-hand digits. Fill gaps with zeros.</w:t>
+        <w:t xml:space="preserve">Line up the points. Fill gaps with zeros.</w:t>
       </w:r>
     </w:p>
     <w:p>
@@ -270,7 +270,7 @@
           <w:sz w:val="22"/>
           <w:szCs w:val="22"/>
         </w:rPr>
-        <w:t xml:space="preserve">Add or subtract as usual; bring the point straight down.</w:t>
+        <w:t xml:space="preserve">Add or subtract. Bring the point down.</w:t>
       </w:r>
     </w:p>
     <w:p>
@@ -287,7 +287,7 @@
           <w:sz w:val="22"/>
           <w:szCs w:val="22"/>
         </w:rPr>
-        <w:t xml:space="preserve">To multiply, ignore the point, multiply, then count the decimal places in the factors.</w:t>
+        <w:t xml:space="preserve">Multiply: count the decimal places.</w:t>
       </w:r>
     </w:p>
     <w:p>
@@ -300,7 +300,7 @@
           <w:sz w:val="22"/>
           <w:szCs w:val="22"/>
         </w:rPr>
-        <w:t xml:space="preserve">For </w:t>
+        <w:t xml:space="preserve"/>
       </w:r>
       <w:r>
         <w:rPr>
@@ -319,7 +319,7 @@
           <w:sz w:val="22"/>
           <w:szCs w:val="22"/>
         </w:rPr>
-        <w:t xml:space="preserve">: 6×7 = 42, and 0.6 has one decimal place, so the answer has one → 4.2.</w:t>
+        <w:t xml:space="preserve">:  6 × 7 = 42  →  one decimal place  →  4.2</w:t>
       </w:r>
     </w:p>
     <w:p>
@@ -335,7 +335,7 @@
           <w:sz w:val="26"/>
           <w:szCs w:val="26"/>
         </w:rPr>
-        <w:t xml:space="preserve">Guided practice — fill in each step</w:t>
+        <w:t xml:space="preserve">Your turn — fill in each step</w:t>
       </w:r>
     </w:p>
     <w:p>
